--- a/tests/corpus/02_lists.docx
+++ b/tests/corpus/02_lists.docx
@@ -108,7 +108,7 @@
   <w:abstractNum w:abstractNumId="0" w15:restartNumberingAfterBreak="0">
     <w:nsid w:val="FFFFFF83"/>
     <w:multiLevelType w:val="singleLevel"/>
-    <w:tmpl w:val="4D9230B0"/>
+    <w:tmpl w:val="4D10E460"/>
     <w:lvl w:ilvl="0">
       <w:start w:val="1"/>
       <w:numFmt w:val="bullet"/>
@@ -129,7 +129,7 @@
   <w:abstractNum w:abstractNumId="1" w15:restartNumberingAfterBreak="0">
     <w:nsid w:val="FFFFFF88"/>
     <w:multiLevelType w:val="singleLevel"/>
-    <w:tmpl w:val="989AB5F6"/>
+    <w:tmpl w:val="0EE26D76"/>
     <w:lvl w:ilvl="0">
       <w:start w:val="1"/>
       <w:numFmt w:val="decimal"/>
@@ -147,7 +147,7 @@
   <w:abstractNum w:abstractNumId="2" w15:restartNumberingAfterBreak="0">
     <w:nsid w:val="FFFFFF89"/>
     <w:multiLevelType w:val="singleLevel"/>
-    <w:tmpl w:val="F506755A"/>
+    <w:tmpl w:val="F8DEFECE"/>
     <w:lvl w:ilvl="0">
       <w:start w:val="1"/>
       <w:numFmt w:val="bullet"/>
@@ -166,7 +166,7 @@
     </w:lvl>
   </w:abstractNum>
   <w:abstractNum w:abstractNumId="3" w15:restartNumberingAfterBreak="0">
-    <w:nsid w:val="6D5C2E48"/>
+    <w:nsid w:val="37741CAF"/>
     <w:multiLevelType w:val="singleLevel"/>
     <w:tmpl w:val="0809000F"/>
     <w:lvl w:ilvl="0">
@@ -179,16 +179,16 @@
       </w:pPr>
     </w:lvl>
   </w:abstractNum>
-  <w:num w:numId="1" w16cid:durableId="1286042004">
+  <w:num w:numId="1" w16cid:durableId="856697701">
     <w:abstractNumId w:val="2"/>
   </w:num>
-  <w:num w:numId="2" w16cid:durableId="430901529">
+  <w:num w:numId="2" w16cid:durableId="1257402606">
     <w:abstractNumId w:val="0"/>
   </w:num>
-  <w:num w:numId="3" w16cid:durableId="81219267">
+  <w:num w:numId="3" w16cid:durableId="1971327066">
     <w:abstractNumId w:val="1"/>
   </w:num>
-  <w:num w:numId="4" w16cid:durableId="57872470">
+  <w:num w:numId="4" w16cid:durableId="1618175163">
     <w:abstractNumId w:val="3"/>
   </w:num>
 </w:numbering>
@@ -602,7 +602,7 @@
     <w:link w:val="Heading1Char"/>
     <w:uiPriority w:val="9"/>
     <w:qFormat/>
-    <w:rsid w:val="00730CCE"/>
+    <w:rsid w:val="007A4671"/>
     <w:pPr>
       <w:keepNext/>
       <w:keepLines/>
@@ -625,7 +625,7 @@
     <w:semiHidden/>
     <w:unhideWhenUsed/>
     <w:qFormat/>
-    <w:rsid w:val="00730CCE"/>
+    <w:rsid w:val="007A4671"/>
     <w:pPr>
       <w:keepNext/>
       <w:keepLines/>
@@ -648,7 +648,7 @@
     <w:semiHidden/>
     <w:unhideWhenUsed/>
     <w:qFormat/>
-    <w:rsid w:val="00730CCE"/>
+    <w:rsid w:val="007A4671"/>
     <w:pPr>
       <w:keepNext/>
       <w:keepLines/>
@@ -671,7 +671,7 @@
     <w:semiHidden/>
     <w:unhideWhenUsed/>
     <w:qFormat/>
-    <w:rsid w:val="00730CCE"/>
+    <w:rsid w:val="007A4671"/>
     <w:pPr>
       <w:keepNext/>
       <w:keepLines/>
@@ -694,7 +694,7 @@
     <w:semiHidden/>
     <w:unhideWhenUsed/>
     <w:qFormat/>
-    <w:rsid w:val="00730CCE"/>
+    <w:rsid w:val="007A4671"/>
     <w:pPr>
       <w:keepNext/>
       <w:keepLines/>
@@ -715,7 +715,7 @@
     <w:semiHidden/>
     <w:unhideWhenUsed/>
     <w:qFormat/>
-    <w:rsid w:val="00730CCE"/>
+    <w:rsid w:val="007A4671"/>
     <w:pPr>
       <w:keepNext/>
       <w:keepLines/>
@@ -738,7 +738,7 @@
     <w:semiHidden/>
     <w:unhideWhenUsed/>
     <w:qFormat/>
-    <w:rsid w:val="00730CCE"/>
+    <w:rsid w:val="007A4671"/>
     <w:pPr>
       <w:keepNext/>
       <w:keepLines/>
@@ -759,7 +759,7 @@
     <w:semiHidden/>
     <w:unhideWhenUsed/>
     <w:qFormat/>
-    <w:rsid w:val="00730CCE"/>
+    <w:rsid w:val="007A4671"/>
     <w:pPr>
       <w:keepNext/>
       <w:keepLines/>
@@ -782,7 +782,7 @@
     <w:semiHidden/>
     <w:unhideWhenUsed/>
     <w:qFormat/>
-    <w:rsid w:val="00730CCE"/>
+    <w:rsid w:val="007A4671"/>
     <w:pPr>
       <w:keepNext/>
       <w:keepLines/>
@@ -826,7 +826,7 @@
     <w:basedOn w:val="DefaultParagraphFont"/>
     <w:link w:val="Heading1"/>
     <w:uiPriority w:val="9"/>
-    <w:rsid w:val="00730CCE"/>
+    <w:rsid w:val="007A4671"/>
     <w:rPr>
       <w:rFonts w:asciiTheme="majorHAnsi" w:eastAsiaTheme="majorEastAsia" w:hAnsiTheme="majorHAnsi" w:cstheme="majorBidi"/>
       <w:color w:val="2F5496" w:themeColor="accent1" w:themeShade="BF"/>
@@ -840,7 +840,7 @@
     <w:link w:val="Heading2"/>
     <w:uiPriority w:val="9"/>
     <w:semiHidden/>
-    <w:rsid w:val="00730CCE"/>
+    <w:rsid w:val="007A4671"/>
     <w:rPr>
       <w:rFonts w:asciiTheme="majorHAnsi" w:eastAsiaTheme="majorEastAsia" w:hAnsiTheme="majorHAnsi" w:cstheme="majorBidi"/>
       <w:color w:val="2F5496" w:themeColor="accent1" w:themeShade="BF"/>
@@ -854,7 +854,7 @@
     <w:link w:val="Heading3"/>
     <w:uiPriority w:val="9"/>
     <w:semiHidden/>
-    <w:rsid w:val="00730CCE"/>
+    <w:rsid w:val="007A4671"/>
     <w:rPr>
       <w:rFonts w:eastAsiaTheme="majorEastAsia" w:cstheme="majorBidi"/>
       <w:color w:val="2F5496" w:themeColor="accent1" w:themeShade="BF"/>
@@ -868,7 +868,7 @@
     <w:link w:val="Heading4"/>
     <w:uiPriority w:val="9"/>
     <w:semiHidden/>
-    <w:rsid w:val="00730CCE"/>
+    <w:rsid w:val="007A4671"/>
     <w:rPr>
       <w:rFonts w:eastAsiaTheme="majorEastAsia" w:cstheme="majorBidi"/>
       <w:i/>
@@ -882,7 +882,7 @@
     <w:link w:val="Heading5"/>
     <w:uiPriority w:val="9"/>
     <w:semiHidden/>
-    <w:rsid w:val="00730CCE"/>
+    <w:rsid w:val="007A4671"/>
     <w:rPr>
       <w:rFonts w:eastAsiaTheme="majorEastAsia" w:cstheme="majorBidi"/>
       <w:color w:val="2F5496" w:themeColor="accent1" w:themeShade="BF"/>
@@ -894,7 +894,7 @@
     <w:link w:val="Heading6"/>
     <w:uiPriority w:val="9"/>
     <w:semiHidden/>
-    <w:rsid w:val="00730CCE"/>
+    <w:rsid w:val="007A4671"/>
     <w:rPr>
       <w:rFonts w:eastAsiaTheme="majorEastAsia" w:cstheme="majorBidi"/>
       <w:i/>
@@ -908,7 +908,7 @@
     <w:link w:val="Heading7"/>
     <w:uiPriority w:val="9"/>
     <w:semiHidden/>
-    <w:rsid w:val="00730CCE"/>
+    <w:rsid w:val="007A4671"/>
     <w:rPr>
       <w:rFonts w:eastAsiaTheme="majorEastAsia" w:cstheme="majorBidi"/>
       <w:color w:val="595959" w:themeColor="text1" w:themeTint="A6"/>
@@ -920,7 +920,7 @@
     <w:link w:val="Heading8"/>
     <w:uiPriority w:val="9"/>
     <w:semiHidden/>
-    <w:rsid w:val="00730CCE"/>
+    <w:rsid w:val="007A4671"/>
     <w:rPr>
       <w:rFonts w:eastAsiaTheme="majorEastAsia" w:cstheme="majorBidi"/>
       <w:i/>
@@ -934,7 +934,7 @@
     <w:link w:val="Heading9"/>
     <w:uiPriority w:val="9"/>
     <w:semiHidden/>
-    <w:rsid w:val="00730CCE"/>
+    <w:rsid w:val="007A4671"/>
     <w:rPr>
       <w:rFonts w:eastAsiaTheme="majorEastAsia" w:cstheme="majorBidi"/>
       <w:color w:val="272727" w:themeColor="text1" w:themeTint="D8"/>
@@ -947,7 +947,7 @@
     <w:link w:val="TitleChar"/>
     <w:uiPriority w:val="10"/>
     <w:qFormat/>
-    <w:rsid w:val="00730CCE"/>
+    <w:rsid w:val="007A4671"/>
     <w:pPr>
       <w:spacing w:after="80" w:line="240" w:lineRule="auto"/>
       <w:contextualSpacing/>
@@ -965,7 +965,7 @@
     <w:basedOn w:val="DefaultParagraphFont"/>
     <w:link w:val="Title"/>
     <w:uiPriority w:val="10"/>
-    <w:rsid w:val="00730CCE"/>
+    <w:rsid w:val="007A4671"/>
     <w:rPr>
       <w:rFonts w:asciiTheme="majorHAnsi" w:eastAsiaTheme="majorEastAsia" w:hAnsiTheme="majorHAnsi" w:cstheme="majorBidi"/>
       <w:spacing w:val="-10"/>
@@ -981,7 +981,7 @@
     <w:link w:val="SubtitleChar"/>
     <w:uiPriority w:val="11"/>
     <w:qFormat/>
-    <w:rsid w:val="00730CCE"/>
+    <w:rsid w:val="007A4671"/>
     <w:pPr>
       <w:numPr>
         <w:ilvl w:val="1"/>
@@ -1000,7 +1000,7 @@
     <w:basedOn w:val="DefaultParagraphFont"/>
     <w:link w:val="Subtitle"/>
     <w:uiPriority w:val="11"/>
-    <w:rsid w:val="00730CCE"/>
+    <w:rsid w:val="007A4671"/>
     <w:rPr>
       <w:rFonts w:eastAsiaTheme="majorEastAsia" w:cstheme="majorBidi"/>
       <w:color w:val="595959" w:themeColor="text1" w:themeTint="A6"/>
@@ -1016,7 +1016,7 @@
     <w:link w:val="QuoteChar"/>
     <w:uiPriority w:val="29"/>
     <w:qFormat/>
-    <w:rsid w:val="00730CCE"/>
+    <w:rsid w:val="007A4671"/>
     <w:pPr>
       <w:spacing w:before="160"/>
       <w:jc w:val="center"/>
@@ -1032,7 +1032,7 @@
     <w:basedOn w:val="DefaultParagraphFont"/>
     <w:link w:val="Quote"/>
     <w:uiPriority w:val="29"/>
-    <w:rsid w:val="00730CCE"/>
+    <w:rsid w:val="007A4671"/>
     <w:rPr>
       <w:i/>
       <w:iCs/>
@@ -1044,7 +1044,7 @@
     <w:basedOn w:val="Normal"/>
     <w:uiPriority w:val="34"/>
     <w:qFormat/>
-    <w:rsid w:val="00730CCE"/>
+    <w:rsid w:val="007A4671"/>
     <w:pPr>
       <w:ind w:left="720"/>
       <w:contextualSpacing/>
@@ -1055,7 +1055,7 @@
     <w:basedOn w:val="DefaultParagraphFont"/>
     <w:uiPriority w:val="21"/>
     <w:qFormat/>
-    <w:rsid w:val="00730CCE"/>
+    <w:rsid w:val="007A4671"/>
     <w:rPr>
       <w:i/>
       <w:iCs/>
@@ -1069,7 +1069,7 @@
     <w:link w:val="IntenseQuoteChar"/>
     <w:uiPriority w:val="30"/>
     <w:qFormat/>
-    <w:rsid w:val="00730CCE"/>
+    <w:rsid w:val="007A4671"/>
     <w:pPr>
       <w:pBdr>
         <w:top w:val="single" w:sz="4" w:space="10" w:color="2F5496" w:themeColor="accent1" w:themeShade="BF"/>
@@ -1090,7 +1090,7 @@
     <w:basedOn w:val="DefaultParagraphFont"/>
     <w:link w:val="IntenseQuote"/>
     <w:uiPriority w:val="30"/>
-    <w:rsid w:val="00730CCE"/>
+    <w:rsid w:val="007A4671"/>
     <w:rPr>
       <w:i/>
       <w:iCs/>
@@ -1102,7 +1102,7 @@
     <w:basedOn w:val="DefaultParagraphFont"/>
     <w:uiPriority w:val="32"/>
     <w:qFormat/>
-    <w:rsid w:val="00730CCE"/>
+    <w:rsid w:val="007A4671"/>
     <w:rPr>
       <w:b/>
       <w:bCs/>
@@ -1116,7 +1116,7 @@
     <w:basedOn w:val="Normal"/>
     <w:uiPriority w:val="99"/>
     <w:unhideWhenUsed/>
-    <w:rsid w:val="00730CCE"/>
+    <w:rsid w:val="007A4671"/>
     <w:pPr>
       <w:numPr>
         <w:numId w:val="1"/>
@@ -1129,7 +1129,7 @@
     <w:basedOn w:val="Normal"/>
     <w:uiPriority w:val="99"/>
     <w:unhideWhenUsed/>
-    <w:rsid w:val="00730CCE"/>
+    <w:rsid w:val="007A4671"/>
     <w:pPr>
       <w:numPr>
         <w:numId w:val="2"/>
@@ -1142,7 +1142,7 @@
     <w:basedOn w:val="Normal"/>
     <w:uiPriority w:val="99"/>
     <w:unhideWhenUsed/>
-    <w:rsid w:val="00730CCE"/>
+    <w:rsid w:val="007A4671"/>
     <w:pPr>
       <w:numPr>
         <w:numId w:val="3"/>

--- a/tests/corpus/02_lists.docx
+++ b/tests/corpus/02_lists.docx
@@ -108,7 +108,7 @@
   <w:abstractNum w:abstractNumId="0" w15:restartNumberingAfterBreak="0">
     <w:nsid w:val="FFFFFF83"/>
     <w:multiLevelType w:val="singleLevel"/>
-    <w:tmpl w:val="4D10E460"/>
+    <w:tmpl w:val="319EF4E8"/>
     <w:lvl w:ilvl="0">
       <w:start w:val="1"/>
       <w:numFmt w:val="bullet"/>
@@ -129,7 +129,7 @@
   <w:abstractNum w:abstractNumId="1" w15:restartNumberingAfterBreak="0">
     <w:nsid w:val="FFFFFF88"/>
     <w:multiLevelType w:val="singleLevel"/>
-    <w:tmpl w:val="0EE26D76"/>
+    <w:tmpl w:val="8F2E6FBE"/>
     <w:lvl w:ilvl="0">
       <w:start w:val="1"/>
       <w:numFmt w:val="decimal"/>
@@ -147,7 +147,7 @@
   <w:abstractNum w:abstractNumId="2" w15:restartNumberingAfterBreak="0">
     <w:nsid w:val="FFFFFF89"/>
     <w:multiLevelType w:val="singleLevel"/>
-    <w:tmpl w:val="F8DEFECE"/>
+    <w:tmpl w:val="634A6318"/>
     <w:lvl w:ilvl="0">
       <w:start w:val="1"/>
       <w:numFmt w:val="bullet"/>
@@ -166,7 +166,7 @@
     </w:lvl>
   </w:abstractNum>
   <w:abstractNum w:abstractNumId="3" w15:restartNumberingAfterBreak="0">
-    <w:nsid w:val="37741CAF"/>
+    <w:nsid w:val="08BC4059"/>
     <w:multiLevelType w:val="singleLevel"/>
     <w:tmpl w:val="0809000F"/>
     <w:lvl w:ilvl="0">
@@ -179,16 +179,16 @@
       </w:pPr>
     </w:lvl>
   </w:abstractNum>
-  <w:num w:numId="1" w16cid:durableId="856697701">
+  <w:num w:numId="1" w16cid:durableId="232281698">
     <w:abstractNumId w:val="2"/>
   </w:num>
-  <w:num w:numId="2" w16cid:durableId="1257402606">
+  <w:num w:numId="2" w16cid:durableId="1977487487">
     <w:abstractNumId w:val="0"/>
   </w:num>
-  <w:num w:numId="3" w16cid:durableId="1971327066">
+  <w:num w:numId="3" w16cid:durableId="1432121609">
     <w:abstractNumId w:val="1"/>
   </w:num>
-  <w:num w:numId="4" w16cid:durableId="1618175163">
+  <w:num w:numId="4" w16cid:durableId="1162965042">
     <w:abstractNumId w:val="3"/>
   </w:num>
 </w:numbering>
@@ -602,7 +602,7 @@
     <w:link w:val="Heading1Char"/>
     <w:uiPriority w:val="9"/>
     <w:qFormat/>
-    <w:rsid w:val="007A4671"/>
+    <w:rsid w:val="002D6D80"/>
     <w:pPr>
       <w:keepNext/>
       <w:keepLines/>
@@ -625,7 +625,7 @@
     <w:semiHidden/>
     <w:unhideWhenUsed/>
     <w:qFormat/>
-    <w:rsid w:val="007A4671"/>
+    <w:rsid w:val="002D6D80"/>
     <w:pPr>
       <w:keepNext/>
       <w:keepLines/>
@@ -648,7 +648,7 @@
     <w:semiHidden/>
     <w:unhideWhenUsed/>
     <w:qFormat/>
-    <w:rsid w:val="007A4671"/>
+    <w:rsid w:val="002D6D80"/>
     <w:pPr>
       <w:keepNext/>
       <w:keepLines/>
@@ -671,7 +671,7 @@
     <w:semiHidden/>
     <w:unhideWhenUsed/>
     <w:qFormat/>
-    <w:rsid w:val="007A4671"/>
+    <w:rsid w:val="002D6D80"/>
     <w:pPr>
       <w:keepNext/>
       <w:keepLines/>
@@ -694,7 +694,7 @@
     <w:semiHidden/>
     <w:unhideWhenUsed/>
     <w:qFormat/>
-    <w:rsid w:val="007A4671"/>
+    <w:rsid w:val="002D6D80"/>
     <w:pPr>
       <w:keepNext/>
       <w:keepLines/>
@@ -715,7 +715,7 @@
     <w:semiHidden/>
     <w:unhideWhenUsed/>
     <w:qFormat/>
-    <w:rsid w:val="007A4671"/>
+    <w:rsid w:val="002D6D80"/>
     <w:pPr>
       <w:keepNext/>
       <w:keepLines/>
@@ -738,7 +738,7 @@
     <w:semiHidden/>
     <w:unhideWhenUsed/>
     <w:qFormat/>
-    <w:rsid w:val="007A4671"/>
+    <w:rsid w:val="002D6D80"/>
     <w:pPr>
       <w:keepNext/>
       <w:keepLines/>
@@ -759,7 +759,7 @@
     <w:semiHidden/>
     <w:unhideWhenUsed/>
     <w:qFormat/>
-    <w:rsid w:val="007A4671"/>
+    <w:rsid w:val="002D6D80"/>
     <w:pPr>
       <w:keepNext/>
       <w:keepLines/>
@@ -782,7 +782,7 @@
     <w:semiHidden/>
     <w:unhideWhenUsed/>
     <w:qFormat/>
-    <w:rsid w:val="007A4671"/>
+    <w:rsid w:val="002D6D80"/>
     <w:pPr>
       <w:keepNext/>
       <w:keepLines/>
@@ -826,7 +826,7 @@
     <w:basedOn w:val="DefaultParagraphFont"/>
     <w:link w:val="Heading1"/>
     <w:uiPriority w:val="9"/>
-    <w:rsid w:val="007A4671"/>
+    <w:rsid w:val="002D6D80"/>
     <w:rPr>
       <w:rFonts w:asciiTheme="majorHAnsi" w:eastAsiaTheme="majorEastAsia" w:hAnsiTheme="majorHAnsi" w:cstheme="majorBidi"/>
       <w:color w:val="2F5496" w:themeColor="accent1" w:themeShade="BF"/>
@@ -840,7 +840,7 @@
     <w:link w:val="Heading2"/>
     <w:uiPriority w:val="9"/>
     <w:semiHidden/>
-    <w:rsid w:val="007A4671"/>
+    <w:rsid w:val="002D6D80"/>
     <w:rPr>
       <w:rFonts w:asciiTheme="majorHAnsi" w:eastAsiaTheme="majorEastAsia" w:hAnsiTheme="majorHAnsi" w:cstheme="majorBidi"/>
       <w:color w:val="2F5496" w:themeColor="accent1" w:themeShade="BF"/>
@@ -854,7 +854,7 @@
     <w:link w:val="Heading3"/>
     <w:uiPriority w:val="9"/>
     <w:semiHidden/>
-    <w:rsid w:val="007A4671"/>
+    <w:rsid w:val="002D6D80"/>
     <w:rPr>
       <w:rFonts w:eastAsiaTheme="majorEastAsia" w:cstheme="majorBidi"/>
       <w:color w:val="2F5496" w:themeColor="accent1" w:themeShade="BF"/>
@@ -868,7 +868,7 @@
     <w:link w:val="Heading4"/>
     <w:uiPriority w:val="9"/>
     <w:semiHidden/>
-    <w:rsid w:val="007A4671"/>
+    <w:rsid w:val="002D6D80"/>
     <w:rPr>
       <w:rFonts w:eastAsiaTheme="majorEastAsia" w:cstheme="majorBidi"/>
       <w:i/>
@@ -882,7 +882,7 @@
     <w:link w:val="Heading5"/>
     <w:uiPriority w:val="9"/>
     <w:semiHidden/>
-    <w:rsid w:val="007A4671"/>
+    <w:rsid w:val="002D6D80"/>
     <w:rPr>
       <w:rFonts w:eastAsiaTheme="majorEastAsia" w:cstheme="majorBidi"/>
       <w:color w:val="2F5496" w:themeColor="accent1" w:themeShade="BF"/>
@@ -894,7 +894,7 @@
     <w:link w:val="Heading6"/>
     <w:uiPriority w:val="9"/>
     <w:semiHidden/>
-    <w:rsid w:val="007A4671"/>
+    <w:rsid w:val="002D6D80"/>
     <w:rPr>
       <w:rFonts w:eastAsiaTheme="majorEastAsia" w:cstheme="majorBidi"/>
       <w:i/>
@@ -908,7 +908,7 @@
     <w:link w:val="Heading7"/>
     <w:uiPriority w:val="9"/>
     <w:semiHidden/>
-    <w:rsid w:val="007A4671"/>
+    <w:rsid w:val="002D6D80"/>
     <w:rPr>
       <w:rFonts w:eastAsiaTheme="majorEastAsia" w:cstheme="majorBidi"/>
       <w:color w:val="595959" w:themeColor="text1" w:themeTint="A6"/>
@@ -920,7 +920,7 @@
     <w:link w:val="Heading8"/>
     <w:uiPriority w:val="9"/>
     <w:semiHidden/>
-    <w:rsid w:val="007A4671"/>
+    <w:rsid w:val="002D6D80"/>
     <w:rPr>
       <w:rFonts w:eastAsiaTheme="majorEastAsia" w:cstheme="majorBidi"/>
       <w:i/>
@@ -934,7 +934,7 @@
     <w:link w:val="Heading9"/>
     <w:uiPriority w:val="9"/>
     <w:semiHidden/>
-    <w:rsid w:val="007A4671"/>
+    <w:rsid w:val="002D6D80"/>
     <w:rPr>
       <w:rFonts w:eastAsiaTheme="majorEastAsia" w:cstheme="majorBidi"/>
       <w:color w:val="272727" w:themeColor="text1" w:themeTint="D8"/>
@@ -947,7 +947,7 @@
     <w:link w:val="TitleChar"/>
     <w:uiPriority w:val="10"/>
     <w:qFormat/>
-    <w:rsid w:val="007A4671"/>
+    <w:rsid w:val="002D6D80"/>
     <w:pPr>
       <w:spacing w:after="80" w:line="240" w:lineRule="auto"/>
       <w:contextualSpacing/>
@@ -965,7 +965,7 @@
     <w:basedOn w:val="DefaultParagraphFont"/>
     <w:link w:val="Title"/>
     <w:uiPriority w:val="10"/>
-    <w:rsid w:val="007A4671"/>
+    <w:rsid w:val="002D6D80"/>
     <w:rPr>
       <w:rFonts w:asciiTheme="majorHAnsi" w:eastAsiaTheme="majorEastAsia" w:hAnsiTheme="majorHAnsi" w:cstheme="majorBidi"/>
       <w:spacing w:val="-10"/>
@@ -981,7 +981,7 @@
     <w:link w:val="SubtitleChar"/>
     <w:uiPriority w:val="11"/>
     <w:qFormat/>
-    <w:rsid w:val="007A4671"/>
+    <w:rsid w:val="002D6D80"/>
     <w:pPr>
       <w:numPr>
         <w:ilvl w:val="1"/>
@@ -1000,7 +1000,7 @@
     <w:basedOn w:val="DefaultParagraphFont"/>
     <w:link w:val="Subtitle"/>
     <w:uiPriority w:val="11"/>
-    <w:rsid w:val="007A4671"/>
+    <w:rsid w:val="002D6D80"/>
     <w:rPr>
       <w:rFonts w:eastAsiaTheme="majorEastAsia" w:cstheme="majorBidi"/>
       <w:color w:val="595959" w:themeColor="text1" w:themeTint="A6"/>
@@ -1016,7 +1016,7 @@
     <w:link w:val="QuoteChar"/>
     <w:uiPriority w:val="29"/>
     <w:qFormat/>
-    <w:rsid w:val="007A4671"/>
+    <w:rsid w:val="002D6D80"/>
     <w:pPr>
       <w:spacing w:before="160"/>
       <w:jc w:val="center"/>
@@ -1032,7 +1032,7 @@
     <w:basedOn w:val="DefaultParagraphFont"/>
     <w:link w:val="Quote"/>
     <w:uiPriority w:val="29"/>
-    <w:rsid w:val="007A4671"/>
+    <w:rsid w:val="002D6D80"/>
     <w:rPr>
       <w:i/>
       <w:iCs/>
@@ -1044,7 +1044,7 @@
     <w:basedOn w:val="Normal"/>
     <w:uiPriority w:val="34"/>
     <w:qFormat/>
-    <w:rsid w:val="007A4671"/>
+    <w:rsid w:val="002D6D80"/>
     <w:pPr>
       <w:ind w:left="720"/>
       <w:contextualSpacing/>
@@ -1055,7 +1055,7 @@
     <w:basedOn w:val="DefaultParagraphFont"/>
     <w:uiPriority w:val="21"/>
     <w:qFormat/>
-    <w:rsid w:val="007A4671"/>
+    <w:rsid w:val="002D6D80"/>
     <w:rPr>
       <w:i/>
       <w:iCs/>
@@ -1069,7 +1069,7 @@
     <w:link w:val="IntenseQuoteChar"/>
     <w:uiPriority w:val="30"/>
     <w:qFormat/>
-    <w:rsid w:val="007A4671"/>
+    <w:rsid w:val="002D6D80"/>
     <w:pPr>
       <w:pBdr>
         <w:top w:val="single" w:sz="4" w:space="10" w:color="2F5496" w:themeColor="accent1" w:themeShade="BF"/>
@@ -1090,7 +1090,7 @@
     <w:basedOn w:val="DefaultParagraphFont"/>
     <w:link w:val="IntenseQuote"/>
     <w:uiPriority w:val="30"/>
-    <w:rsid w:val="007A4671"/>
+    <w:rsid w:val="002D6D80"/>
     <w:rPr>
       <w:i/>
       <w:iCs/>
@@ -1102,7 +1102,7 @@
     <w:basedOn w:val="DefaultParagraphFont"/>
     <w:uiPriority w:val="32"/>
     <w:qFormat/>
-    <w:rsid w:val="007A4671"/>
+    <w:rsid w:val="002D6D80"/>
     <w:rPr>
       <w:b/>
       <w:bCs/>
@@ -1116,7 +1116,7 @@
     <w:basedOn w:val="Normal"/>
     <w:uiPriority w:val="99"/>
     <w:unhideWhenUsed/>
-    <w:rsid w:val="007A4671"/>
+    <w:rsid w:val="002D6D80"/>
     <w:pPr>
       <w:numPr>
         <w:numId w:val="1"/>
@@ -1129,7 +1129,7 @@
     <w:basedOn w:val="Normal"/>
     <w:uiPriority w:val="99"/>
     <w:unhideWhenUsed/>
-    <w:rsid w:val="007A4671"/>
+    <w:rsid w:val="002D6D80"/>
     <w:pPr>
       <w:numPr>
         <w:numId w:val="2"/>
@@ -1142,7 +1142,7 @@
     <w:basedOn w:val="Normal"/>
     <w:uiPriority w:val="99"/>
     <w:unhideWhenUsed/>
-    <w:rsid w:val="007A4671"/>
+    <w:rsid w:val="002D6D80"/>
     <w:pPr>
       <w:numPr>
         <w:numId w:val="3"/>

--- a/tests/corpus/02_lists.docx
+++ b/tests/corpus/02_lists.docx
@@ -108,7 +108,7 @@
   <w:abstractNum w:abstractNumId="0" w15:restartNumberingAfterBreak="0">
     <w:nsid w:val="FFFFFF83"/>
     <w:multiLevelType w:val="singleLevel"/>
-    <w:tmpl w:val="319EF4E8"/>
+    <w:tmpl w:val="43CC6742"/>
     <w:lvl w:ilvl="0">
       <w:start w:val="1"/>
       <w:numFmt w:val="bullet"/>
@@ -129,7 +129,7 @@
   <w:abstractNum w:abstractNumId="1" w15:restartNumberingAfterBreak="0">
     <w:nsid w:val="FFFFFF88"/>
     <w:multiLevelType w:val="singleLevel"/>
-    <w:tmpl w:val="8F2E6FBE"/>
+    <w:tmpl w:val="63C84CE6"/>
     <w:lvl w:ilvl="0">
       <w:start w:val="1"/>
       <w:numFmt w:val="decimal"/>
@@ -147,7 +147,7 @@
   <w:abstractNum w:abstractNumId="2" w15:restartNumberingAfterBreak="0">
     <w:nsid w:val="FFFFFF89"/>
     <w:multiLevelType w:val="singleLevel"/>
-    <w:tmpl w:val="634A6318"/>
+    <w:tmpl w:val="17E40062"/>
     <w:lvl w:ilvl="0">
       <w:start w:val="1"/>
       <w:numFmt w:val="bullet"/>
@@ -166,7 +166,7 @@
     </w:lvl>
   </w:abstractNum>
   <w:abstractNum w:abstractNumId="3" w15:restartNumberingAfterBreak="0">
-    <w:nsid w:val="08BC4059"/>
+    <w:nsid w:val="3F101807"/>
     <w:multiLevelType w:val="singleLevel"/>
     <w:tmpl w:val="0809000F"/>
     <w:lvl w:ilvl="0">
@@ -179,16 +179,16 @@
       </w:pPr>
     </w:lvl>
   </w:abstractNum>
-  <w:num w:numId="1" w16cid:durableId="232281698">
+  <w:num w:numId="1" w16cid:durableId="1509759791">
     <w:abstractNumId w:val="2"/>
   </w:num>
-  <w:num w:numId="2" w16cid:durableId="1977487487">
+  <w:num w:numId="2" w16cid:durableId="764376903">
     <w:abstractNumId w:val="0"/>
   </w:num>
-  <w:num w:numId="3" w16cid:durableId="1432121609">
+  <w:num w:numId="3" w16cid:durableId="146169976">
     <w:abstractNumId w:val="1"/>
   </w:num>
-  <w:num w:numId="4" w16cid:durableId="1162965042">
+  <w:num w:numId="4" w16cid:durableId="2133131962">
     <w:abstractNumId w:val="3"/>
   </w:num>
 </w:numbering>
@@ -602,7 +602,7 @@
     <w:link w:val="Heading1Char"/>
     <w:uiPriority w:val="9"/>
     <w:qFormat/>
-    <w:rsid w:val="002D6D80"/>
+    <w:rsid w:val="0037392A"/>
     <w:pPr>
       <w:keepNext/>
       <w:keepLines/>
@@ -625,7 +625,7 @@
     <w:semiHidden/>
     <w:unhideWhenUsed/>
     <w:qFormat/>
-    <w:rsid w:val="002D6D80"/>
+    <w:rsid w:val="0037392A"/>
     <w:pPr>
       <w:keepNext/>
       <w:keepLines/>
@@ -648,7 +648,7 @@
     <w:semiHidden/>
     <w:unhideWhenUsed/>
     <w:qFormat/>
-    <w:rsid w:val="002D6D80"/>
+    <w:rsid w:val="0037392A"/>
     <w:pPr>
       <w:keepNext/>
       <w:keepLines/>
@@ -671,7 +671,7 @@
     <w:semiHidden/>
     <w:unhideWhenUsed/>
     <w:qFormat/>
-    <w:rsid w:val="002D6D80"/>
+    <w:rsid w:val="0037392A"/>
     <w:pPr>
       <w:keepNext/>
       <w:keepLines/>
@@ -694,7 +694,7 @@
     <w:semiHidden/>
     <w:unhideWhenUsed/>
     <w:qFormat/>
-    <w:rsid w:val="002D6D80"/>
+    <w:rsid w:val="0037392A"/>
     <w:pPr>
       <w:keepNext/>
       <w:keepLines/>
@@ -715,7 +715,7 @@
     <w:semiHidden/>
     <w:unhideWhenUsed/>
     <w:qFormat/>
-    <w:rsid w:val="002D6D80"/>
+    <w:rsid w:val="0037392A"/>
     <w:pPr>
       <w:keepNext/>
       <w:keepLines/>
@@ -738,7 +738,7 @@
     <w:semiHidden/>
     <w:unhideWhenUsed/>
     <w:qFormat/>
-    <w:rsid w:val="002D6D80"/>
+    <w:rsid w:val="0037392A"/>
     <w:pPr>
       <w:keepNext/>
       <w:keepLines/>
@@ -759,7 +759,7 @@
     <w:semiHidden/>
     <w:unhideWhenUsed/>
     <w:qFormat/>
-    <w:rsid w:val="002D6D80"/>
+    <w:rsid w:val="0037392A"/>
     <w:pPr>
       <w:keepNext/>
       <w:keepLines/>
@@ -782,7 +782,7 @@
     <w:semiHidden/>
     <w:unhideWhenUsed/>
     <w:qFormat/>
-    <w:rsid w:val="002D6D80"/>
+    <w:rsid w:val="0037392A"/>
     <w:pPr>
       <w:keepNext/>
       <w:keepLines/>
@@ -826,7 +826,7 @@
     <w:basedOn w:val="DefaultParagraphFont"/>
     <w:link w:val="Heading1"/>
     <w:uiPriority w:val="9"/>
-    <w:rsid w:val="002D6D80"/>
+    <w:rsid w:val="0037392A"/>
     <w:rPr>
       <w:rFonts w:asciiTheme="majorHAnsi" w:eastAsiaTheme="majorEastAsia" w:hAnsiTheme="majorHAnsi" w:cstheme="majorBidi"/>
       <w:color w:val="2F5496" w:themeColor="accent1" w:themeShade="BF"/>
@@ -840,7 +840,7 @@
     <w:link w:val="Heading2"/>
     <w:uiPriority w:val="9"/>
     <w:semiHidden/>
-    <w:rsid w:val="002D6D80"/>
+    <w:rsid w:val="0037392A"/>
     <w:rPr>
       <w:rFonts w:asciiTheme="majorHAnsi" w:eastAsiaTheme="majorEastAsia" w:hAnsiTheme="majorHAnsi" w:cstheme="majorBidi"/>
       <w:color w:val="2F5496" w:themeColor="accent1" w:themeShade="BF"/>
@@ -854,7 +854,7 @@
     <w:link w:val="Heading3"/>
     <w:uiPriority w:val="9"/>
     <w:semiHidden/>
-    <w:rsid w:val="002D6D80"/>
+    <w:rsid w:val="0037392A"/>
     <w:rPr>
       <w:rFonts w:eastAsiaTheme="majorEastAsia" w:cstheme="majorBidi"/>
       <w:color w:val="2F5496" w:themeColor="accent1" w:themeShade="BF"/>
@@ -868,7 +868,7 @@
     <w:link w:val="Heading4"/>
     <w:uiPriority w:val="9"/>
     <w:semiHidden/>
-    <w:rsid w:val="002D6D80"/>
+    <w:rsid w:val="0037392A"/>
     <w:rPr>
       <w:rFonts w:eastAsiaTheme="majorEastAsia" w:cstheme="majorBidi"/>
       <w:i/>
@@ -882,7 +882,7 @@
     <w:link w:val="Heading5"/>
     <w:uiPriority w:val="9"/>
     <w:semiHidden/>
-    <w:rsid w:val="002D6D80"/>
+    <w:rsid w:val="0037392A"/>
     <w:rPr>
       <w:rFonts w:eastAsiaTheme="majorEastAsia" w:cstheme="majorBidi"/>
       <w:color w:val="2F5496" w:themeColor="accent1" w:themeShade="BF"/>
@@ -894,7 +894,7 @@
     <w:link w:val="Heading6"/>
     <w:uiPriority w:val="9"/>
     <w:semiHidden/>
-    <w:rsid w:val="002D6D80"/>
+    <w:rsid w:val="0037392A"/>
     <w:rPr>
       <w:rFonts w:eastAsiaTheme="majorEastAsia" w:cstheme="majorBidi"/>
       <w:i/>
@@ -908,7 +908,7 @@
     <w:link w:val="Heading7"/>
     <w:uiPriority w:val="9"/>
     <w:semiHidden/>
-    <w:rsid w:val="002D6D80"/>
+    <w:rsid w:val="0037392A"/>
     <w:rPr>
       <w:rFonts w:eastAsiaTheme="majorEastAsia" w:cstheme="majorBidi"/>
       <w:color w:val="595959" w:themeColor="text1" w:themeTint="A6"/>
@@ -920,7 +920,7 @@
     <w:link w:val="Heading8"/>
     <w:uiPriority w:val="9"/>
     <w:semiHidden/>
-    <w:rsid w:val="002D6D80"/>
+    <w:rsid w:val="0037392A"/>
     <w:rPr>
       <w:rFonts w:eastAsiaTheme="majorEastAsia" w:cstheme="majorBidi"/>
       <w:i/>
@@ -934,7 +934,7 @@
     <w:link w:val="Heading9"/>
     <w:uiPriority w:val="9"/>
     <w:semiHidden/>
-    <w:rsid w:val="002D6D80"/>
+    <w:rsid w:val="0037392A"/>
     <w:rPr>
       <w:rFonts w:eastAsiaTheme="majorEastAsia" w:cstheme="majorBidi"/>
       <w:color w:val="272727" w:themeColor="text1" w:themeTint="D8"/>
@@ -947,7 +947,7 @@
     <w:link w:val="TitleChar"/>
     <w:uiPriority w:val="10"/>
     <w:qFormat/>
-    <w:rsid w:val="002D6D80"/>
+    <w:rsid w:val="0037392A"/>
     <w:pPr>
       <w:spacing w:after="80" w:line="240" w:lineRule="auto"/>
       <w:contextualSpacing/>
@@ -965,7 +965,7 @@
     <w:basedOn w:val="DefaultParagraphFont"/>
     <w:link w:val="Title"/>
     <w:uiPriority w:val="10"/>
-    <w:rsid w:val="002D6D80"/>
+    <w:rsid w:val="0037392A"/>
     <w:rPr>
       <w:rFonts w:asciiTheme="majorHAnsi" w:eastAsiaTheme="majorEastAsia" w:hAnsiTheme="majorHAnsi" w:cstheme="majorBidi"/>
       <w:spacing w:val="-10"/>
@@ -981,7 +981,7 @@
     <w:link w:val="SubtitleChar"/>
     <w:uiPriority w:val="11"/>
     <w:qFormat/>
-    <w:rsid w:val="002D6D80"/>
+    <w:rsid w:val="0037392A"/>
     <w:pPr>
       <w:numPr>
         <w:ilvl w:val="1"/>
@@ -1000,7 +1000,7 @@
     <w:basedOn w:val="DefaultParagraphFont"/>
     <w:link w:val="Subtitle"/>
     <w:uiPriority w:val="11"/>
-    <w:rsid w:val="002D6D80"/>
+    <w:rsid w:val="0037392A"/>
     <w:rPr>
       <w:rFonts w:eastAsiaTheme="majorEastAsia" w:cstheme="majorBidi"/>
       <w:color w:val="595959" w:themeColor="text1" w:themeTint="A6"/>
@@ -1016,7 +1016,7 @@
     <w:link w:val="QuoteChar"/>
     <w:uiPriority w:val="29"/>
     <w:qFormat/>
-    <w:rsid w:val="002D6D80"/>
+    <w:rsid w:val="0037392A"/>
     <w:pPr>
       <w:spacing w:before="160"/>
       <w:jc w:val="center"/>
@@ -1032,7 +1032,7 @@
     <w:basedOn w:val="DefaultParagraphFont"/>
     <w:link w:val="Quote"/>
     <w:uiPriority w:val="29"/>
-    <w:rsid w:val="002D6D80"/>
+    <w:rsid w:val="0037392A"/>
     <w:rPr>
       <w:i/>
       <w:iCs/>
@@ -1044,7 +1044,7 @@
     <w:basedOn w:val="Normal"/>
     <w:uiPriority w:val="34"/>
     <w:qFormat/>
-    <w:rsid w:val="002D6D80"/>
+    <w:rsid w:val="0037392A"/>
     <w:pPr>
       <w:ind w:left="720"/>
       <w:contextualSpacing/>
@@ -1055,7 +1055,7 @@
     <w:basedOn w:val="DefaultParagraphFont"/>
     <w:uiPriority w:val="21"/>
     <w:qFormat/>
-    <w:rsid w:val="002D6D80"/>
+    <w:rsid w:val="0037392A"/>
     <w:rPr>
       <w:i/>
       <w:iCs/>
@@ -1069,7 +1069,7 @@
     <w:link w:val="IntenseQuoteChar"/>
     <w:uiPriority w:val="30"/>
     <w:qFormat/>
-    <w:rsid w:val="002D6D80"/>
+    <w:rsid w:val="0037392A"/>
     <w:pPr>
       <w:pBdr>
         <w:top w:val="single" w:sz="4" w:space="10" w:color="2F5496" w:themeColor="accent1" w:themeShade="BF"/>
@@ -1090,7 +1090,7 @@
     <w:basedOn w:val="DefaultParagraphFont"/>
     <w:link w:val="IntenseQuote"/>
     <w:uiPriority w:val="30"/>
-    <w:rsid w:val="002D6D80"/>
+    <w:rsid w:val="0037392A"/>
     <w:rPr>
       <w:i/>
       <w:iCs/>
@@ -1102,7 +1102,7 @@
     <w:basedOn w:val="DefaultParagraphFont"/>
     <w:uiPriority w:val="32"/>
     <w:qFormat/>
-    <w:rsid w:val="002D6D80"/>
+    <w:rsid w:val="0037392A"/>
     <w:rPr>
       <w:b/>
       <w:bCs/>
@@ -1116,7 +1116,7 @@
     <w:basedOn w:val="Normal"/>
     <w:uiPriority w:val="99"/>
     <w:unhideWhenUsed/>
-    <w:rsid w:val="002D6D80"/>
+    <w:rsid w:val="0037392A"/>
     <w:pPr>
       <w:numPr>
         <w:numId w:val="1"/>
@@ -1129,7 +1129,7 @@
     <w:basedOn w:val="Normal"/>
     <w:uiPriority w:val="99"/>
     <w:unhideWhenUsed/>
-    <w:rsid w:val="002D6D80"/>
+    <w:rsid w:val="0037392A"/>
     <w:pPr>
       <w:numPr>
         <w:numId w:val="2"/>
@@ -1142,7 +1142,7 @@
     <w:basedOn w:val="Normal"/>
     <w:uiPriority w:val="99"/>
     <w:unhideWhenUsed/>
-    <w:rsid w:val="002D6D80"/>
+    <w:rsid w:val="0037392A"/>
     <w:pPr>
       <w:numPr>
         <w:numId w:val="3"/>
